--- a/solutions/panda-ninja-wrench/solutionhw4.docx
+++ b/solutions/panda-ninja-wrench/solutionhw4.docx
@@ -2,7 +2,7 @@
 <file path=word/document.xml><?xml version="1.0" encoding="utf-8"?>
 <w:document xmlns:w="http://schemas.openxmlformats.org/wordprocessingml/2006/main" xmlns:m="http://schemas.openxmlformats.org/officeDocument/2006/math" xmlns:r="http://schemas.openxmlformats.org/officeDocument/2006/relationships" xmlns:o="urn:schemas-microsoft-com:office:office" xmlns:v="urn:schemas-microsoft-com:vml" xmlns:w10="urn:schemas-microsoft-com:office:word" xmlns:a="http://schemas.openxmlformats.org/drawingml/2006/main" xmlns:pic="http://schemas.openxmlformats.org/drawingml/2006/picture" xmlns:wp="http://schemas.openxmlformats.org/drawingml/2006/wordprocessingDrawing">
   <w:body>
-    <w:bookmarkStart w:id="40" w:name="homework-4-due-14-feb"/>
+    <w:bookmarkStart w:id="55" w:name="homework-4-due-14-feb"/>
     <w:p>
       <w:pPr>
         <w:pStyle w:val="Heading1"/>
@@ -4044,7 +4044,7 @@
       </w:r>
     </w:p>
     <w:bookmarkEnd w:id="23"/>
-    <w:bookmarkStart w:id="25" w:name="exercise-2-10-pt-sliding-puck"/>
+    <w:bookmarkStart w:id="40" w:name="exercise-2-10-pt-sliding-puck"/>
     <w:p>
       <w:pPr>
         <w:pStyle w:val="Heading3"/>
@@ -4081,7 +4081,328 @@
         </w:numPr>
       </w:pPr>
       <w:r>
-        <w:t xml:space="preserve">2a (3pt) Setup the problem with a sketch. Explain the setup and include any assumptions that you need to make in order to solve the problem analytically.</w:t>
+        <w:t xml:space="preserve">2a (3pt) Setup the problem with a sketch. Explain the setup and include any assumptions that you need to make in order to solve the problem analytically. Identify the height as a function of the polar angle,</w:t>
+      </w:r>
+      <w:r>
+        <w:t xml:space="preserve"> </w:t>
+      </w:r>
+      <m:oMath>
+        <m:r>
+          <m:t>h</m:t>
+        </m:r>
+        <m:d>
+          <m:dPr>
+            <m:begChr m:val="("/>
+            <m:sepChr m:val=""/>
+            <m:endChr m:val=")"/>
+            <m:grow/>
+          </m:dPr>
+          <m:e>
+            <m:r>
+              <m:t>θ</m:t>
+            </m:r>
+          </m:e>
+        </m:d>
+      </m:oMath>
+      <w:r>
+        <w:t xml:space="preserve">. What is the maximum possible angle</w:t>
+      </w:r>
+      <w:r>
+        <w:t xml:space="preserve"> </w:t>
+      </w:r>
+      <m:oMath>
+        <m:r>
+          <m:t>θ</m:t>
+        </m:r>
+      </m:oMath>
+      <w:r>
+        <w:t xml:space="preserve"> </w:t>
+      </w:r>
+      <w:r>
+        <w:t xml:space="preserve">that the puck could reach before falling off? Why?</w:t>
+      </w:r>
+    </w:p>
+    <w:p>
+      <w:pPr>
+        <w:pStyle w:val="FirstParagraph"/>
+      </w:pPr>
+      <w:r>
+        <w:t xml:space="preserve">:::{admonition} Solution</w:t>
+      </w:r>
+      <w:r>
+        <w:t xml:space="preserve"> </w:t>
+      </w:r>
+      <w:r>
+        <w:t xml:space="preserve">:class: hint</w:t>
+      </w:r>
+      <w:r>
+        <w:t xml:space="preserve"> </w:t>
+      </w:r>
+      <w:r>
+        <w:t xml:space="preserve">The figure below shows the setup at a given time. Here we have chosen the puck to be a point particle, such that it only translates and its kinetic energy is much simpler. We also assume the travel of the puck is completely azimuthal (i.e., it falls in a line the meets the equator perpendicularly).</w:t>
+      </w:r>
+    </w:p>
+    <w:p>
+      <w:pPr>
+        <w:pStyle w:val="CaptionedFigure"/>
+      </w:pPr>
+      <w:r>
+        <w:drawing>
+          <wp:inline>
+            <wp:extent cx="2641600" cy="2743200"/>
+            <wp:effectExtent b="0" l="0" r="0" t="0"/>
+            <wp:docPr descr="setup of problem with puck" title="" id="25" name="Picture"/>
+            <a:graphic>
+              <a:graphicData uri="http://schemas.openxmlformats.org/drawingml/2006/picture">
+                <pic:pic>
+                  <pic:nvPicPr>
+                    <pic:cNvPr descr="../../images/assignments/sol_images/sphere_a.png" id="26" name="Picture"/>
+                    <pic:cNvPicPr>
+                      <a:picLocks noChangeArrowheads="1" noChangeAspect="1"/>
+                    </pic:cNvPicPr>
+                  </pic:nvPicPr>
+                  <pic:blipFill>
+                    <a:blip r:embed="rId24"/>
+                    <a:stretch>
+                      <a:fillRect/>
+                    </a:stretch>
+                  </pic:blipFill>
+                  <pic:spPr bwMode="auto">
+                    <a:xfrm>
+                      <a:off x="0" y="0"/>
+                      <a:ext cx="2641600" cy="2743200"/>
+                    </a:xfrm>
+                    <a:prstGeom prst="rect">
+                      <a:avLst/>
+                    </a:prstGeom>
+                    <a:noFill/>
+                    <a:ln w="9525">
+                      <a:noFill/>
+                      <a:headEnd/>
+                      <a:tailEnd/>
+                    </a:ln>
+                  </pic:spPr>
+                </pic:pic>
+              </a:graphicData>
+            </a:graphic>
+          </wp:inline>
+        </w:drawing>
+      </w:r>
+    </w:p>
+    <w:p>
+      <w:pPr>
+        <w:pStyle w:val="ImageCaption"/>
+      </w:pPr>
+      <w:r>
+        <w:t xml:space="preserve">setup of problem with puck</w:t>
+      </w:r>
+    </w:p>
+    <w:p>
+      <w:pPr>
+        <w:pStyle w:val="BodyText"/>
+      </w:pPr>
+      <w:r>
+        <w:t xml:space="preserve">From the figure you can see we choose the angle</w:t>
+      </w:r>
+      <w:r>
+        <w:t xml:space="preserve"> </w:t>
+      </w:r>
+      <m:oMath>
+        <m:r>
+          <m:t>θ</m:t>
+        </m:r>
+      </m:oMath>
+      <w:r>
+        <w:t xml:space="preserve"> </w:t>
+      </w:r>
+      <w:r>
+        <w:t xml:space="preserve">as the polar angle, and measure it from the vertical axis (i.e., the North Pole).</w:t>
+      </w:r>
+    </w:p>
+    <w:p>
+      <w:pPr>
+        <w:pStyle w:val="BodyText"/>
+      </w:pPr>
+      <w:r>
+        <w:t xml:space="preserve">This also gives us a useful definition for the height in terms of the polar angle. In the sketch below, we show how you can find this relationship using the ground as the location of</w:t>
+      </w:r>
+      <w:r>
+        <w:t xml:space="preserve"> </w:t>
+      </w:r>
+      <m:oMath>
+        <m:r>
+          <m:t>h</m:t>
+        </m:r>
+        <m:r>
+          <m:rPr>
+            <m:sty m:val="p"/>
+          </m:rPr>
+          <m:t>=</m:t>
+        </m:r>
+        <m:r>
+          <m:t>0</m:t>
+        </m:r>
+      </m:oMath>
+      <w:r>
+        <w:t xml:space="preserve">.</w:t>
+      </w:r>
+    </w:p>
+    <w:p>
+      <w:pPr>
+        <w:pStyle w:val="CaptionedFigure"/>
+      </w:pPr>
+      <w:r>
+        <w:drawing>
+          <wp:inline>
+            <wp:extent cx="2743200" cy="2578100"/>
+            <wp:effectExtent b="0" l="0" r="0" t="0"/>
+            <wp:docPr descr="setup of problem with puck" title="" id="28" name="Picture"/>
+            <a:graphic>
+              <a:graphicData uri="http://schemas.openxmlformats.org/drawingml/2006/picture">
+                <pic:pic>
+                  <pic:nvPicPr>
+                    <pic:cNvPr descr="../../images/assignments/sol_images/sphere_b.png" id="29" name="Picture"/>
+                    <pic:cNvPicPr>
+                      <a:picLocks noChangeArrowheads="1" noChangeAspect="1"/>
+                    </pic:cNvPicPr>
+                  </pic:nvPicPr>
+                  <pic:blipFill>
+                    <a:blip r:embed="rId27"/>
+                    <a:stretch>
+                      <a:fillRect/>
+                    </a:stretch>
+                  </pic:blipFill>
+                  <pic:spPr bwMode="auto">
+                    <a:xfrm>
+                      <a:off x="0" y="0"/>
+                      <a:ext cx="2743200" cy="2578100"/>
+                    </a:xfrm>
+                    <a:prstGeom prst="rect">
+                      <a:avLst/>
+                    </a:prstGeom>
+                    <a:noFill/>
+                    <a:ln w="9525">
+                      <a:noFill/>
+                      <a:headEnd/>
+                      <a:tailEnd/>
+                    </a:ln>
+                  </pic:spPr>
+                </pic:pic>
+              </a:graphicData>
+            </a:graphic>
+          </wp:inline>
+        </w:drawing>
+      </w:r>
+    </w:p>
+    <w:p>
+      <w:pPr>
+        <w:pStyle w:val="ImageCaption"/>
+      </w:pPr>
+      <w:r>
+        <w:t xml:space="preserve">setup of problem with puck</w:t>
+      </w:r>
+    </w:p>
+    <w:p>
+      <w:pPr>
+        <w:pStyle w:val="BodyText"/>
+      </w:pPr>
+      <w:r>
+        <w:t xml:space="preserve">From this, we see that</w:t>
+      </w:r>
+      <w:r>
+        <w:t xml:space="preserve"> </w:t>
+      </w:r>
+      <m:oMath>
+        <m:r>
+          <m:t>h</m:t>
+        </m:r>
+        <m:d>
+          <m:dPr>
+            <m:begChr m:val="("/>
+            <m:sepChr m:val=""/>
+            <m:endChr m:val=")"/>
+            <m:grow/>
+          </m:dPr>
+          <m:e>
+            <m:r>
+              <m:t>θ</m:t>
+            </m:r>
+          </m:e>
+        </m:d>
+        <m:r>
+          <m:rPr>
+            <m:sty m:val="p"/>
+          </m:rPr>
+          <m:t>=</m:t>
+        </m:r>
+        <m:r>
+          <m:t>R</m:t>
+        </m:r>
+        <m:r>
+          <m:rPr>
+            <m:sty m:val="p"/>
+          </m:rPr>
+          <m:t>+</m:t>
+        </m:r>
+        <m:r>
+          <m:t>R</m:t>
+        </m:r>
+        <m:r>
+          <m:rPr>
+            <m:sty m:val="p"/>
+          </m:rPr>
+          <m:t>cos</m:t>
+        </m:r>
+        <m:r>
+          <m:t>θ</m:t>
+        </m:r>
+      </m:oMath>
+      <w:r>
+        <w:t xml:space="preserve">, this becomes useful later. From any of these figures, it should be clear once the puck reaches the equator, it will fall off. So any answer we should have must be such that:</w:t>
+      </w:r>
+    </w:p>
+    <w:p>
+      <w:pPr>
+        <w:pStyle w:val="BodyText"/>
+      </w:pPr>
+      <m:oMathPara>
+        <m:oMathParaPr>
+          <m:jc m:val="center"/>
+        </m:oMathParaPr>
+        <m:oMath>
+          <m:r>
+            <m:t>θ</m:t>
+          </m:r>
+          <m:r>
+            <m:rPr>
+              <m:sty m:val="p"/>
+            </m:rPr>
+            <m:t>&lt;</m:t>
+          </m:r>
+          <m:f>
+            <m:fPr>
+              <m:type m:val="bar"/>
+            </m:fPr>
+            <m:num>
+              <m:r>
+                <m:t>π</m:t>
+              </m:r>
+            </m:num>
+            <m:den>
+              <m:r>
+                <m:t>2</m:t>
+              </m:r>
+            </m:den>
+          </m:f>
+        </m:oMath>
+      </m:oMathPara>
+    </w:p>
+    <w:p>
+      <w:pPr>
+        <w:pStyle w:val="FirstParagraph"/>
+      </w:pPr>
+      <w:r>
+        <w:t xml:space="preserve">:::</w:t>
       </w:r>
     </w:p>
     <w:p>
@@ -4089,11 +4410,22 @@
         <w:pStyle w:val="Compact"/>
         <w:numPr>
           <w:ilvl w:val="0"/>
-          <w:numId w:val="1005"/>
+          <w:numId w:val="1006"/>
         </w:numPr>
       </w:pPr>
       <w:r>
-        <w:t xml:space="preserve">2b (2pt) Use conservation of energy to find the speed of the puck as a function of it’s height.</w:t>
+        <w:t xml:space="preserve">2b (2pt) Use conservation of energy to find the speed of the puck as a function of it’s height. Your answer should be in terms of the polar angle,</w:t>
+      </w:r>
+      <w:r>
+        <w:t xml:space="preserve"> </w:t>
+      </w:r>
+      <m:oMath>
+        <m:r>
+          <m:t>θ</m:t>
+        </m:r>
+      </m:oMath>
+      <w:r>
+        <w:t xml:space="preserve">.</w:t>
       </w:r>
     </w:p>
     <w:p>
@@ -4414,11 +4746,22 @@
         <w:pStyle w:val="Compact"/>
         <w:numPr>
           <w:ilvl w:val="0"/>
-          <w:numId w:val="1006"/>
+          <w:numId w:val="1007"/>
         </w:numPr>
       </w:pPr>
       <w:r>
-        <w:t xml:space="preserve">2c (3pt) Use Newton’s Second Law to find the normal force acting on the puck as a function of it’s height.</w:t>
+        <w:t xml:space="preserve">2c (3pt) Use Newton’s Second Law to find the normal force acting on the puck as a function of it’s height. Your answer should be in terms of the polar angle,</w:t>
+      </w:r>
+      <w:r>
+        <w:t xml:space="preserve"> </w:t>
+      </w:r>
+      <m:oMath>
+        <m:r>
+          <m:t>θ</m:t>
+        </m:r>
+      </m:oMath>
+      <w:r>
+        <w:t xml:space="preserve">. What is the condition for the puck to leave the sphere?</w:t>
       </w:r>
     </w:p>
     <w:p>
@@ -4520,14 +4863,112 @@
     </w:p>
     <w:p>
       <w:pPr>
-        <w:pStyle w:val="BodyText"/>
-      </w:pPr>
-      <w:r>
-        <w:rPr>
-          <w:b/>
-          <w:bCs/>
-        </w:rPr>
-        <w:t xml:space="preserve">ADD SKETCH</w:t>
+        <w:pStyle w:val="CaptionedFigure"/>
+      </w:pPr>
+      <w:r>
+        <w:drawing>
+          <wp:inline>
+            <wp:extent cx="2717800" cy="1828800"/>
+            <wp:effectExtent b="0" l="0" r="0" t="0"/>
+            <wp:docPr descr="Force decomposition for puck problem" title="" id="31" name="Picture"/>
+            <a:graphic>
+              <a:graphicData uri="http://schemas.openxmlformats.org/drawingml/2006/picture">
+                <pic:pic>
+                  <pic:nvPicPr>
+                    <pic:cNvPr descr="../../images/assignments/sol_images/sphere_c.png" id="32" name="Picture"/>
+                    <pic:cNvPicPr>
+                      <a:picLocks noChangeArrowheads="1" noChangeAspect="1"/>
+                    </pic:cNvPicPr>
+                  </pic:nvPicPr>
+                  <pic:blipFill>
+                    <a:blip r:embed="rId30"/>
+                    <a:stretch>
+                      <a:fillRect/>
+                    </a:stretch>
+                  </pic:blipFill>
+                  <pic:spPr bwMode="auto">
+                    <a:xfrm>
+                      <a:off x="0" y="0"/>
+                      <a:ext cx="2717800" cy="1828800"/>
+                    </a:xfrm>
+                    <a:prstGeom prst="rect">
+                      <a:avLst/>
+                    </a:prstGeom>
+                    <a:noFill/>
+                    <a:ln w="9525">
+                      <a:noFill/>
+                      <a:headEnd/>
+                      <a:tailEnd/>
+                    </a:ln>
+                  </pic:spPr>
+                </pic:pic>
+              </a:graphicData>
+            </a:graphic>
+          </wp:inline>
+        </w:drawing>
+      </w:r>
+    </w:p>
+    <w:p>
+      <w:pPr>
+        <w:pStyle w:val="ImageCaption"/>
+      </w:pPr>
+      <w:r>
+        <w:t xml:space="preserve">Force decomposition for puck problem</w:t>
+      </w:r>
+    </w:p>
+    <w:p>
+      <w:pPr>
+        <w:pStyle w:val="CaptionedFigure"/>
+      </w:pPr>
+      <w:r>
+        <w:drawing>
+          <wp:inline>
+            <wp:extent cx="2209800" cy="1955800"/>
+            <wp:effectExtent b="0" l="0" r="0" t="0"/>
+            <wp:docPr descr="Force decomposition for puck problem" title="" id="34" name="Picture"/>
+            <a:graphic>
+              <a:graphicData uri="http://schemas.openxmlformats.org/drawingml/2006/picture">
+                <pic:pic>
+                  <pic:nvPicPr>
+                    <pic:cNvPr descr="../../images/assignments/sol_images/sphere_d.png" id="35" name="Picture"/>
+                    <pic:cNvPicPr>
+                      <a:picLocks noChangeArrowheads="1" noChangeAspect="1"/>
+                    </pic:cNvPicPr>
+                  </pic:nvPicPr>
+                  <pic:blipFill>
+                    <a:blip r:embed="rId33"/>
+                    <a:stretch>
+                      <a:fillRect/>
+                    </a:stretch>
+                  </pic:blipFill>
+                  <pic:spPr bwMode="auto">
+                    <a:xfrm>
+                      <a:off x="0" y="0"/>
+                      <a:ext cx="2209800" cy="1955800"/>
+                    </a:xfrm>
+                    <a:prstGeom prst="rect">
+                      <a:avLst/>
+                    </a:prstGeom>
+                    <a:noFill/>
+                    <a:ln w="9525">
+                      <a:noFill/>
+                      <a:headEnd/>
+                      <a:tailEnd/>
+                    </a:ln>
+                  </pic:spPr>
+                </pic:pic>
+              </a:graphicData>
+            </a:graphic>
+          </wp:inline>
+        </w:drawing>
+      </w:r>
+    </w:p>
+    <w:p>
+      <w:pPr>
+        <w:pStyle w:val="ImageCaption"/>
+      </w:pPr>
+      <w:r>
+        <w:t xml:space="preserve">Force decomposition for puck problem</w:t>
       </w:r>
     </w:p>
     <w:p>
@@ -4715,7 +5156,7 @@
       <w:r>
         <w:t xml:space="preserve"> </w:t>
       </w:r>
-      <w:hyperlink r:id="rId24">
+      <w:hyperlink r:id="rId36">
         <w:r>
           <w:rPr>
             <w:rStyle w:val="Hyperlink"/>
@@ -4724,7 +5165,70 @@
         </w:r>
       </w:hyperlink>
       <w:r>
-        <w:t xml:space="preserve">, points inward. And thus the normal force is given by:</w:t>
+        <w:t xml:space="preserve">, points inward.</w:t>
+      </w:r>
+    </w:p>
+    <w:p>
+      <w:pPr>
+        <w:pStyle w:val="CaptionedFigure"/>
+      </w:pPr>
+      <w:r>
+        <w:drawing>
+          <wp:inline>
+            <wp:extent cx="5334000" cy="3719448"/>
+            <wp:effectExtent b="0" l="0" r="0" t="0"/>
+            <wp:docPr descr="Force decomposition for puck problem" title="" id="38" name="Picture"/>
+            <a:graphic>
+              <a:graphicData uri="http://schemas.openxmlformats.org/drawingml/2006/picture">
+                <pic:pic>
+                  <pic:nvPicPr>
+                    <pic:cNvPr descr="../../images/assignments/sol_images/sphere_e.png" id="39" name="Picture"/>
+                    <pic:cNvPicPr>
+                      <a:picLocks noChangeArrowheads="1" noChangeAspect="1"/>
+                    </pic:cNvPicPr>
+                  </pic:nvPicPr>
+                  <pic:blipFill>
+                    <a:blip r:embed="rId37"/>
+                    <a:stretch>
+                      <a:fillRect/>
+                    </a:stretch>
+                  </pic:blipFill>
+                  <pic:spPr bwMode="auto">
+                    <a:xfrm>
+                      <a:off x="0" y="0"/>
+                      <a:ext cx="5334000" cy="3719448"/>
+                    </a:xfrm>
+                    <a:prstGeom prst="rect">
+                      <a:avLst/>
+                    </a:prstGeom>
+                    <a:noFill/>
+                    <a:ln w="9525">
+                      <a:noFill/>
+                      <a:headEnd/>
+                      <a:tailEnd/>
+                    </a:ln>
+                  </pic:spPr>
+                </pic:pic>
+              </a:graphicData>
+            </a:graphic>
+          </wp:inline>
+        </w:drawing>
+      </w:r>
+    </w:p>
+    <w:p>
+      <w:pPr>
+        <w:pStyle w:val="ImageCaption"/>
+      </w:pPr>
+      <w:r>
+        <w:t xml:space="preserve">Force decomposition for puck problem</w:t>
+      </w:r>
+    </w:p>
+    <w:p>
+      <w:pPr>
+        <w:pStyle w:val="BodyText"/>
+      </w:pPr>
+      <w:r>
+        <w:t xml:space="preserve">And thus the normal force is given by:</w:t>
       </w:r>
     </w:p>
     <w:p>
@@ -5669,11 +6173,11 @@
         <w:pStyle w:val="Compact"/>
         <w:numPr>
           <w:ilvl w:val="0"/>
-          <w:numId w:val="1007"/>
+          <w:numId w:val="1008"/>
         </w:numPr>
       </w:pPr>
       <w:r>
-        <w:t xml:space="preserve">2d (2pt) At what height does the puck leave the sphere? What is the condition for the puck to leave the sphere?</w:t>
+        <w:t xml:space="preserve">2d (2pt) At what height does the puck leave the sphere?</w:t>
       </w:r>
     </w:p>
     <w:p>
@@ -5853,8 +6357,8 @@
         <w:t xml:space="preserve">:::</w:t>
       </w:r>
     </w:p>
-    <w:bookmarkEnd w:id="25"/>
-    <w:bookmarkStart w:id="26" w:name="exercise-3-10pt-example-of-potential"/>
+    <w:bookmarkEnd w:id="40"/>
+    <w:bookmarkStart w:id="41" w:name="exercise-3-10pt-example-of-potential"/>
     <w:p>
       <w:pPr>
         <w:pStyle w:val="Heading3"/>
@@ -6035,7 +6539,7 @@
         <w:pStyle w:val="Compact"/>
         <w:numPr>
           <w:ilvl w:val="0"/>
-          <w:numId w:val="1008"/>
+          <w:numId w:val="1009"/>
         </w:numPr>
       </w:pPr>
       <w:r>
@@ -6080,7 +6584,7 @@
         <w:pStyle w:val="Compact"/>
         <w:numPr>
           <w:ilvl w:val="0"/>
-          <w:numId w:val="1009"/>
+          <w:numId w:val="1010"/>
         </w:numPr>
       </w:pPr>
       <w:r>
@@ -6231,7 +6735,7 @@
       <w:pPr>
         <w:numPr>
           <w:ilvl w:val="0"/>
-          <w:numId w:val="1010"/>
+          <w:numId w:val="1011"/>
         </w:numPr>
       </w:pPr>
       <w:r>
@@ -6266,7 +6770,7 @@
       <w:pPr>
         <w:numPr>
           <w:ilvl w:val="0"/>
-          <w:numId w:val="1010"/>
+          <w:numId w:val="1011"/>
         </w:numPr>
       </w:pPr>
       <w:r>
@@ -6301,7 +6805,7 @@
       <w:pPr>
         <w:numPr>
           <w:ilvl w:val="0"/>
-          <w:numId w:val="1010"/>
+          <w:numId w:val="1011"/>
         </w:numPr>
       </w:pPr>
       <w:r>
@@ -7125,8 +7629,8 @@
         <w:t xml:space="preserve">:::</w:t>
       </w:r>
     </w:p>
-    <w:bookmarkEnd w:id="26"/>
-    <w:bookmarkStart w:id="27" w:name="exercise-4-15pt-forces-and-potentials"/>
+    <w:bookmarkEnd w:id="41"/>
+    <w:bookmarkStart w:id="42" w:name="exercise-4-15pt-forces-and-potentials"/>
     <w:p>
       <w:pPr>
         <w:pStyle w:val="Heading3"/>
@@ -7205,7 +7709,7 @@
         <w:pStyle w:val="Compact"/>
         <w:numPr>
           <w:ilvl w:val="0"/>
-          <w:numId w:val="1011"/>
+          <w:numId w:val="1012"/>
         </w:numPr>
       </w:pPr>
       <w:r>
@@ -7878,7 +8382,7 @@
         <w:pStyle w:val="Compact"/>
         <w:numPr>
           <w:ilvl w:val="0"/>
-          <w:numId w:val="1012"/>
+          <w:numId w:val="1013"/>
         </w:numPr>
       </w:pPr>
       <w:r>
@@ -8372,7 +8876,7 @@
         <w:pStyle w:val="Compact"/>
         <w:numPr>
           <w:ilvl w:val="0"/>
-          <w:numId w:val="1013"/>
+          <w:numId w:val="1014"/>
         </w:numPr>
       </w:pPr>
       <w:r>
@@ -8436,7 +8940,7 @@
         <w:pStyle w:val="Compact"/>
         <w:numPr>
           <w:ilvl w:val="0"/>
-          <w:numId w:val="1014"/>
+          <w:numId w:val="1015"/>
         </w:numPr>
       </w:pPr>
       <w:r>
@@ -8698,8 +9202,8 @@
         <w:t xml:space="preserve">:::</w:t>
       </w:r>
     </w:p>
-    <w:bookmarkEnd w:id="27"/>
-    <w:bookmarkStart w:id="38" w:name="X94d8bfd0b8746483d8f596ec99e34a019dcd64d"/>
+    <w:bookmarkEnd w:id="42"/>
+    <w:bookmarkStart w:id="53" w:name="X94d8bfd0b8746483d8f596ec99e34a019dcd64d"/>
     <w:p>
       <w:pPr>
         <w:pStyle w:val="Heading3"/>
@@ -8718,7 +9222,7 @@
       <w:r>
         <w:t xml:space="preserve"> </w:t>
       </w:r>
-      <w:hyperlink r:id="rId28">
+      <w:hyperlink r:id="rId43">
         <w:r>
           <w:rPr>
             <w:rStyle w:val="Hyperlink"/>
@@ -8735,7 +9239,7 @@
       <w:r>
         <w:t xml:space="preserve"> </w:t>
       </w:r>
-      <w:hyperlink r:id="rId29">
+      <w:hyperlink r:id="rId44">
         <w:r>
           <w:rPr>
             <w:rStyle w:val="Hyperlink"/>
@@ -8749,7 +9253,7 @@
       <w:r>
         <w:t xml:space="preserve"> </w:t>
       </w:r>
-      <w:hyperlink r:id="rId30">
+      <w:hyperlink r:id="rId45">
         <w:r>
           <w:rPr>
             <w:rStyle w:val="Hyperlink"/>
@@ -8763,7 +9267,7 @@
       <w:r>
         <w:t xml:space="preserve"> </w:t>
       </w:r>
-      <w:hyperlink r:id="rId31">
+      <w:hyperlink r:id="rId46">
         <w:r>
           <w:rPr>
             <w:rStyle w:val="Hyperlink"/>
@@ -8785,7 +9289,7 @@
       <w:r>
         <w:t xml:space="preserve"> </w:t>
       </w:r>
-      <w:hyperlink r:id="rId32">
+      <w:hyperlink r:id="rId47">
         <w:r>
           <w:rPr>
             <w:rStyle w:val="Hyperlink"/>
@@ -8799,7 +9303,7 @@
       <w:r>
         <w:t xml:space="preserve"> </w:t>
       </w:r>
-      <w:hyperlink r:id="rId33">
+      <w:hyperlink r:id="rId48">
         <w:r>
           <w:rPr>
             <w:rStyle w:val="Hyperlink"/>
@@ -8813,7 +9317,7 @@
       <w:r>
         <w:t xml:space="preserve"> </w:t>
       </w:r>
-      <w:hyperlink r:id="rId34">
+      <w:hyperlink r:id="rId49">
         <w:r>
           <w:rPr>
             <w:rStyle w:val="Hyperlink"/>
@@ -8827,7 +9331,7 @@
       <w:r>
         <w:t xml:space="preserve"> </w:t>
       </w:r>
-      <w:hyperlink r:id="rId35">
+      <w:hyperlink r:id="rId50">
         <w:r>
           <w:rPr>
             <w:rStyle w:val="Hyperlink"/>
@@ -8860,7 +9364,7 @@
         <w:pStyle w:val="Compact"/>
         <w:numPr>
           <w:ilvl w:val="0"/>
-          <w:numId w:val="1015"/>
+          <w:numId w:val="1016"/>
         </w:numPr>
       </w:pPr>
       <w:r>
@@ -8869,7 +9373,7 @@
       <w:r>
         <w:t xml:space="preserve"> </w:t>
       </w:r>
-      <w:hyperlink r:id="rId31">
+      <w:hyperlink r:id="rId46">
         <w:r>
           <w:rPr>
             <w:rStyle w:val="Hyperlink"/>
@@ -8883,7 +9387,7 @@
         <w:pStyle w:val="Compact"/>
         <w:numPr>
           <w:ilvl w:val="0"/>
-          <w:numId w:val="1015"/>
+          <w:numId w:val="1016"/>
         </w:numPr>
       </w:pPr>
       <w:r>
@@ -8892,7 +9396,7 @@
       <w:r>
         <w:t xml:space="preserve"> </w:t>
       </w:r>
-      <w:hyperlink r:id="rId28">
+      <w:hyperlink r:id="rId43">
         <w:r>
           <w:rPr>
             <w:rStyle w:val="Hyperlink"/>
@@ -8906,7 +9410,7 @@
         <w:pStyle w:val="Compact"/>
         <w:numPr>
           <w:ilvl w:val="0"/>
-          <w:numId w:val="1015"/>
+          <w:numId w:val="1016"/>
         </w:numPr>
       </w:pPr>
       <w:r>
@@ -8915,7 +9419,7 @@
       <w:r>
         <w:t xml:space="preserve"> </w:t>
       </w:r>
-      <w:hyperlink r:id="rId36">
+      <w:hyperlink r:id="rId51">
         <w:r>
           <w:rPr>
             <w:rStyle w:val="Hyperlink"/>
@@ -8937,7 +9441,7 @@
         <w:pStyle w:val="Compact"/>
         <w:numPr>
           <w:ilvl w:val="0"/>
-          <w:numId w:val="1016"/>
+          <w:numId w:val="1017"/>
         </w:numPr>
       </w:pPr>
       <w:r>
@@ -8954,7 +9458,7 @@
       <w:r>
         <w:t xml:space="preserve"> </w:t>
       </w:r>
-      <w:hyperlink r:id="rId37">
+      <w:hyperlink r:id="rId52">
         <w:r>
           <w:rPr>
             <w:rStyle w:val="Hyperlink"/>
@@ -8971,7 +9475,7 @@
         <w:pStyle w:val="Compact"/>
         <w:numPr>
           <w:ilvl w:val="0"/>
-          <w:numId w:val="1017"/>
+          <w:numId w:val="1018"/>
         </w:numPr>
       </w:pPr>
       <w:r>
@@ -8980,7 +9484,7 @@
       <w:r>
         <w:t xml:space="preserve"> </w:t>
       </w:r>
-      <w:hyperlink r:id="rId37">
+      <w:hyperlink r:id="rId52">
         <w:r>
           <w:rPr>
             <w:rStyle w:val="Hyperlink"/>
@@ -9008,7 +9512,7 @@
         <w:pStyle w:val="Compact"/>
         <w:numPr>
           <w:ilvl w:val="0"/>
-          <w:numId w:val="1018"/>
+          <w:numId w:val="1019"/>
         </w:numPr>
       </w:pPr>
       <w:r>
@@ -9028,15 +9532,15 @@
         <w:pStyle w:val="Compact"/>
         <w:numPr>
           <w:ilvl w:val="0"/>
-          <w:numId w:val="1019"/>
+          <w:numId w:val="1020"/>
         </w:numPr>
       </w:pPr>
       <w:r>
         <w:t xml:space="preserve">5d (1pt) Write a short paragraph about the things you are interested in studying for your computational essay. This can be a very short paragraph, but it should include at least one image or plot that you find interesting. This can be starting from the homework, the samples in the showroom, or something else entirely.</w:t>
       </w:r>
     </w:p>
-    <w:bookmarkEnd w:id="38"/>
-    <w:bookmarkStart w:id="39" w:name="exercise-6-40pt-bouncing-object"/>
+    <w:bookmarkEnd w:id="53"/>
+    <w:bookmarkStart w:id="54" w:name="exercise-6-40pt-bouncing-object"/>
     <w:p>
       <w:pPr>
         <w:pStyle w:val="Heading3"/>
@@ -9632,7 +10136,7 @@
         <w:pStyle w:val="Compact"/>
         <w:numPr>
           <w:ilvl w:val="0"/>
-          <w:numId w:val="1020"/>
+          <w:numId w:val="1021"/>
         </w:numPr>
       </w:pPr>
       <w:r>
@@ -9696,7 +10200,7 @@
         <w:pStyle w:val="Compact"/>
         <w:numPr>
           <w:ilvl w:val="0"/>
-          <w:numId w:val="1021"/>
+          <w:numId w:val="1022"/>
         </w:numPr>
       </w:pPr>
       <w:r>
@@ -11873,8 +12377,8 @@
         <w:t xml:space="preserve">png</w:t>
       </w:r>
     </w:p>
-    <w:bookmarkEnd w:id="39"/>
-    <w:bookmarkEnd w:id="40"/>
+    <w:bookmarkEnd w:id="54"/>
+    <w:bookmarkEnd w:id="55"/>
     <w:sectPr>
       <w:footnotePr>
         <w:numRestart w:val="eachSect"/>
@@ -12298,6 +12802,9 @@
     <w:abstractNumId w:val="991"/>
   </w:num>
   <w:num w:numId="1013">
+    <w:abstractNumId w:val="991"/>
+  </w:num>
+  <w:num w:numId="1014">
     <w:abstractNumId w:val="99412"/>
     <w:lvlOverride w:ilvl="0">
       <w:startOverride w:val="2"/>
@@ -12327,10 +12834,10 @@
       <w:startOverride w:val="2"/>
     </w:lvlOverride>
   </w:num>
-  <w:num w:numId="1014">
+  <w:num w:numId="1015">
     <w:abstractNumId w:val="991"/>
   </w:num>
-  <w:num w:numId="1015">
+  <w:num w:numId="1016">
     <w:abstractNumId w:val="99411"/>
     <w:lvlOverride w:ilvl="0">
       <w:startOverride w:val="1"/>
@@ -12360,9 +12867,6 @@
       <w:startOverride w:val="1"/>
     </w:lvlOverride>
   </w:num>
-  <w:num w:numId="1016">
-    <w:abstractNumId w:val="991"/>
-  </w:num>
   <w:num w:numId="1017">
     <w:abstractNumId w:val="991"/>
   </w:num>
@@ -12376,6 +12880,9 @@
     <w:abstractNumId w:val="991"/>
   </w:num>
   <w:num w:numId="1021">
+    <w:abstractNumId w:val="991"/>
+  </w:num>
+  <w:num w:numId="1022">
     <w:abstractNumId w:val="991"/>
   </w:num>
 </w:numbering>
